--- a/docs/02_Canonical-Control-Mapping.docx
+++ b/docs/02_Canonical-Control-Mapping.docx
@@ -113,7 +113,7 @@
           <w:sz w:val="20"/>
           <w:szCs w:val="20"/>
         </w:rPr>
-        <w:t xml:space="preserve">Version 1.0  ·  LOCKED</w:t>
+        <w:t>Version 1.1  ·  кодтой тулгасан (2026-09-07)</w:t>
       </w:r>
     </w:p>
     <w:p>
@@ -1071,7 +1071,7 @@
           <w:sz w:val="18"/>
           <w:szCs w:val="18"/>
         </w:rPr>
-        <w:t xml:space="preserve">    title: "Privileged container enabled"</w:t>
+        <w:t xml:space="preserve">    title: { en: "Privileged container enabled", mn: "Эрх нэмэгдүүлсэн (privileged) контейнер" }</w:t>
       </w:r>
     </w:p>
     <w:p>
@@ -1341,7 +1341,7 @@
           <w:sz w:val="18"/>
           <w:szCs w:val="18"/>
         </w:rPr>
-        <w:t xml:space="preserve">    title: "Container running as root"</w:t>
+        <w:t xml:space="preserve">    title: { en: "Container running as root", mn: "Root эрхээр ажиллаж буй контейнер" }</w:t>
       </w:r>
     </w:p>
     <w:p>
@@ -1531,7 +1531,7 @@
         <w:rPr>
           <w:rFonts w:ascii="Calibri" w:cs="Calibri" w:eastAsia="Calibri" w:hAnsi="Calibri"/>
         </w:rPr>
-        <w:t xml:space="preserve">Дараах хүснэгт нь эхний хувилбарт багтах түгээмэл control-уудын scanner rule → canonical зураглалыг харуулна. Бодит registry үүнээс хамаагүй том болно; энэ нь format-ыг тогтоож байна.</w:t>
+        <w:t>Дараах хүснэгт нь түгээмэл control-уудын scanner rule → canonical зураглалыг харуулна (бодит registry-ээс шууд уншигдсан, 2026-09-07). Бүрэн жагсаалт нь schema/canonical-controls.yaml — тэр бол single source of truth. ЧУХАЛ: scanner-ийн rule ID нь тогтвортой ч тухайн ID ЮУ шалгадаг нь хувилбар хооронд өөрчлөгддөг (ж: Popeye 0.22-д POP-101 = ":latest", POP-106 = "resources/limits"; өмнөх хувилбарт өөр байсан). Тиймээс rule нэмэх/солиход утгыг upstream-ийн эх сурвалжтай тулгаж батлах ба internal/canonical-ийн meaning-lock тестэд бүртгэх нь ЗААВАЛ.</w:t>
       </w:r>
     </w:p>
     <w:tbl>
@@ -1781,7 +1781,7 @@
                 <w:sz w:val="18"/>
                 <w:szCs w:val="18"/>
               </w:rPr>
-              <w:t xml:space="preserve">TATAR-CON-001</w:t>
+              <w:t>TATAR-CON-001</w:t>
             </w:r>
           </w:p>
         </w:tc>
@@ -1809,7 +1809,7 @@
                 <w:sz w:val="18"/>
                 <w:szCs w:val="18"/>
               </w:rPr>
-              <w:t xml:space="preserve">Privileged container</w:t>
+              <w:t>Privileged container enabled</w:t>
             </w:r>
           </w:p>
         </w:tc>
@@ -1837,7 +1837,7 @@
                 <w:sz w:val="18"/>
                 <w:szCs w:val="18"/>
               </w:rPr>
-              <w:t xml:space="preserve">AVD-KSV-0017</w:t>
+              <w:t>AVD-KSV0017</w:t>
             </w:r>
           </w:p>
         </w:tc>
@@ -1865,7 +1865,7 @@
                 <w:sz w:val="18"/>
                 <w:szCs w:val="18"/>
               </w:rPr>
-              <w:t xml:space="preserve">C-0057</w:t>
+              <w:t>C-0057</w:t>
             </w:r>
           </w:p>
         </w:tc>
@@ -1893,7 +1893,7 @@
                 <w:sz w:val="18"/>
                 <w:szCs w:val="18"/>
               </w:rPr>
-              <w:t xml:space="preserve">CKV_K8S_16</w:t>
+              <w:t>CKV_K8S_16</w:t>
             </w:r>
           </w:p>
         </w:tc>
@@ -1921,7 +1921,7 @@
                 <w:sz w:val="18"/>
                 <w:szCs w:val="18"/>
               </w:rPr>
-              <w:t xml:space="preserve">—</w:t>
+              <w:t>—</w:t>
             </w:r>
           </w:p>
         </w:tc>
@@ -1949,7 +1949,7 @@
                 <w:sz w:val="18"/>
                 <w:szCs w:val="18"/>
               </w:rPr>
-              <w:t xml:space="preserve">HIGH</w:t>
+              <w:t>HIGH</w:t>
             </w:r>
           </w:p>
         </w:tc>
@@ -1979,7 +1979,7 @@
                 <w:sz w:val="18"/>
                 <w:szCs w:val="18"/>
               </w:rPr>
-              <w:t xml:space="preserve">TATAR-CON-002</w:t>
+              <w:t>TATAR-CON-002</w:t>
             </w:r>
           </w:p>
         </w:tc>
@@ -2007,7 +2007,7 @@
                 <w:sz w:val="18"/>
                 <w:szCs w:val="18"/>
               </w:rPr>
-              <w:t xml:space="preserve">Runs as root</w:t>
+              <w:t>Container running as root</w:t>
             </w:r>
           </w:p>
         </w:tc>
@@ -2035,7 +2035,7 @@
                 <w:sz w:val="18"/>
                 <w:szCs w:val="18"/>
               </w:rPr>
-              <w:t xml:space="preserve">AVD-KSV-0012</w:t>
+              <w:t>AVD-KSV0012</w:t>
             </w:r>
           </w:p>
         </w:tc>
@@ -2063,7 +2063,7 @@
                 <w:sz w:val="18"/>
                 <w:szCs w:val="18"/>
               </w:rPr>
-              <w:t xml:space="preserve">C-0013</w:t>
+              <w:t>C-0013</w:t>
             </w:r>
           </w:p>
         </w:tc>
@@ -2091,7 +2091,7 @@
                 <w:sz w:val="18"/>
                 <w:szCs w:val="18"/>
               </w:rPr>
-              <w:t xml:space="preserve">CKV_K8S_23</w:t>
+              <w:t>CKV_K8S_23</w:t>
             </w:r>
           </w:p>
         </w:tc>
@@ -2119,7 +2119,7 @@
                 <w:sz w:val="18"/>
                 <w:szCs w:val="18"/>
               </w:rPr>
-              <w:t xml:space="preserve">—</w:t>
+              <w:t>POP-302, POP-306</w:t>
             </w:r>
           </w:p>
         </w:tc>
@@ -2147,7 +2147,7 @@
                 <w:sz w:val="18"/>
                 <w:szCs w:val="18"/>
               </w:rPr>
-              <w:t xml:space="preserve">MEDIUM</w:t>
+              <w:t>MEDIUM</w:t>
             </w:r>
           </w:p>
         </w:tc>
@@ -2177,7 +2177,7 @@
                 <w:sz w:val="18"/>
                 <w:szCs w:val="18"/>
               </w:rPr>
-              <w:t xml:space="preserve">TATAR-CON-003</w:t>
+              <w:t>TATAR-CON-003</w:t>
             </w:r>
           </w:p>
         </w:tc>
@@ -2205,7 +2205,7 @@
                 <w:sz w:val="18"/>
                 <w:szCs w:val="18"/>
               </w:rPr>
-              <w:t xml:space="preserve">Dangerous capabilities</w:t>
+              <w:t>Allow privilege escalation</w:t>
             </w:r>
           </w:p>
         </w:tc>
@@ -2233,7 +2233,7 @@
                 <w:sz w:val="18"/>
                 <w:szCs w:val="18"/>
               </w:rPr>
-              <w:t xml:space="preserve">AVD-KSV-0004</w:t>
+              <w:t>AVD-KSV0001</w:t>
             </w:r>
           </w:p>
         </w:tc>
@@ -2261,7 +2261,7 @@
                 <w:sz w:val="18"/>
                 <w:szCs w:val="18"/>
               </w:rPr>
-              <w:t xml:space="preserve">C-0046</w:t>
+              <w:t>C-0016</w:t>
             </w:r>
           </w:p>
         </w:tc>
@@ -2289,7 +2289,7 @@
                 <w:sz w:val="18"/>
                 <w:szCs w:val="18"/>
               </w:rPr>
-              <w:t xml:space="preserve">CKV_K8S_25</w:t>
+              <w:t>CKV_K8S_20</w:t>
             </w:r>
           </w:p>
         </w:tc>
@@ -2317,7 +2317,7 @@
                 <w:sz w:val="18"/>
                 <w:szCs w:val="18"/>
               </w:rPr>
-              <w:t xml:space="preserve">—</w:t>
+              <w:t>—</w:t>
             </w:r>
           </w:p>
         </w:tc>
@@ -2345,7 +2345,7 @@
                 <w:sz w:val="18"/>
                 <w:szCs w:val="18"/>
               </w:rPr>
-              <w:t xml:space="preserve">HIGH</w:t>
+              <w:t>HIGH</w:t>
             </w:r>
           </w:p>
         </w:tc>
@@ -2375,7 +2375,7 @@
                 <w:sz w:val="18"/>
                 <w:szCs w:val="18"/>
               </w:rPr>
-              <w:t xml:space="preserve">TATAR-CON-004</w:t>
+              <w:t>TATAR-CON-004</w:t>
             </w:r>
           </w:p>
         </w:tc>
@@ -2403,7 +2403,7 @@
                 <w:sz w:val="18"/>
                 <w:szCs w:val="18"/>
               </w:rPr>
-              <w:t xml:space="preserve">hostPID / hostNetwork</w:t>
+              <w:t>Dangerous capabilities added</w:t>
             </w:r>
           </w:p>
         </w:tc>
@@ -2431,7 +2431,7 @@
                 <w:sz w:val="18"/>
                 <w:szCs w:val="18"/>
               </w:rPr>
-              <w:t xml:space="preserve">AVD-KSV-0010</w:t>
+              <w:t>AVD-KSV0004, AVD-KSV0003, AVD-KSV0106</w:t>
             </w:r>
           </w:p>
         </w:tc>
@@ -2459,7 +2459,7 @@
                 <w:sz w:val="18"/>
                 <w:szCs w:val="18"/>
               </w:rPr>
-              <w:t xml:space="preserve">C-0041</w:t>
+              <w:t>C-0046</w:t>
             </w:r>
           </w:p>
         </w:tc>
@@ -2487,7 +2487,7 @@
                 <w:sz w:val="18"/>
                 <w:szCs w:val="18"/>
               </w:rPr>
-              <w:t xml:space="preserve">CKV_K8S_17</w:t>
+              <w:t>CKV_K8S_25, CKV_K8S_28, CKV_K8S_37, CKV_K8S_39</w:t>
             </w:r>
           </w:p>
         </w:tc>
@@ -2515,7 +2515,7 @@
                 <w:sz w:val="18"/>
                 <w:szCs w:val="18"/>
               </w:rPr>
-              <w:t xml:space="preserve">—</w:t>
+              <w:t>—</w:t>
             </w:r>
           </w:p>
         </w:tc>
@@ -2543,7 +2543,7 @@
                 <w:sz w:val="18"/>
                 <w:szCs w:val="18"/>
               </w:rPr>
-              <w:t xml:space="preserve">HIGH</w:t>
+              <w:t>HIGH</w:t>
             </w:r>
           </w:p>
         </w:tc>
@@ -2573,7 +2573,7 @@
                 <w:sz w:val="18"/>
                 <w:szCs w:val="18"/>
               </w:rPr>
-              <w:t xml:space="preserve">TATAR-RBAC-001</w:t>
+              <w:t>TATAR-CON-010</w:t>
             </w:r>
           </w:p>
         </w:tc>
@@ -2601,7 +2601,7 @@
                 <w:sz w:val="18"/>
                 <w:szCs w:val="18"/>
               </w:rPr>
-              <w:t xml:space="preserve">cluster-admin binding</w:t>
+              <w:t>Missing CPU/memory limits</w:t>
             </w:r>
           </w:p>
         </w:tc>
@@ -2629,7 +2629,7 @@
                 <w:sz w:val="18"/>
                 <w:szCs w:val="18"/>
               </w:rPr>
-              <w:t xml:space="preserve">—</w:t>
+              <w:t>AVD-KSV0011, AVD-KSV0015, AVD-KSV0016, AVD-KSV0018</w:t>
             </w:r>
           </w:p>
         </w:tc>
@@ -2657,7 +2657,7 @@
                 <w:sz w:val="18"/>
                 <w:szCs w:val="18"/>
               </w:rPr>
-              <w:t xml:space="preserve">C-0035</w:t>
+              <w:t>C-0009, C-0270, C-0271</w:t>
             </w:r>
           </w:p>
         </w:tc>
@@ -2685,7 +2685,7 @@
                 <w:sz w:val="18"/>
                 <w:szCs w:val="18"/>
               </w:rPr>
-              <w:t xml:space="preserve">—</w:t>
+              <w:t>CKV_K8S_10, CKV_K8S_11, CKV_K8S_12, CKV_K8S_13</w:t>
             </w:r>
           </w:p>
         </w:tc>
@@ -2713,7 +2713,7 @@
                 <w:sz w:val="18"/>
                 <w:szCs w:val="18"/>
               </w:rPr>
-              <w:t xml:space="preserve">—</w:t>
+              <w:t>POP-106, POP-107</w:t>
             </w:r>
           </w:p>
         </w:tc>
@@ -2741,7 +2741,7 @@
                 <w:sz w:val="18"/>
                 <w:szCs w:val="18"/>
               </w:rPr>
-              <w:t xml:space="preserve">CRITICAL</w:t>
+              <w:t>LOW</w:t>
             </w:r>
           </w:p>
         </w:tc>
@@ -2771,7 +2771,7 @@
                 <w:sz w:val="18"/>
                 <w:szCs w:val="18"/>
               </w:rPr>
-              <w:t xml:space="preserve">TATAR-RBAC-002</w:t>
+              <w:t>TATAR-RBAC-001</w:t>
             </w:r>
           </w:p>
         </w:tc>
@@ -2799,7 +2799,7 @@
                 <w:sz w:val="18"/>
                 <w:szCs w:val="18"/>
               </w:rPr>
-              <w:t xml:space="preserve">Wildcard permissions</w:t>
+              <w:t>cluster-admin binding overuse</w:t>
             </w:r>
           </w:p>
         </w:tc>
@@ -2827,7 +2827,7 @@
                 <w:sz w:val="18"/>
                 <w:szCs w:val="18"/>
               </w:rPr>
-              <w:t xml:space="preserve">—</w:t>
+              <w:t>—</w:t>
             </w:r>
           </w:p>
         </w:tc>
@@ -2855,7 +2855,7 @@
                 <w:sz w:val="18"/>
                 <w:szCs w:val="18"/>
               </w:rPr>
-              <w:t xml:space="preserve">C-0272</w:t>
+              <w:t>C-0035, C-0272, C-0267</w:t>
             </w:r>
           </w:p>
         </w:tc>
@@ -2883,7 +2883,7 @@
                 <w:sz w:val="18"/>
                 <w:szCs w:val="18"/>
               </w:rPr>
-              <w:t xml:space="preserve">CKV_K8S_49</w:t>
+              <w:t>—</w:t>
             </w:r>
           </w:p>
         </w:tc>
@@ -2911,7 +2911,7 @@
                 <w:sz w:val="18"/>
                 <w:szCs w:val="18"/>
               </w:rPr>
-              <w:t xml:space="preserve">—</w:t>
+              <w:t>—</w:t>
             </w:r>
           </w:p>
         </w:tc>
@@ -2939,7 +2939,7 @@
                 <w:sz w:val="18"/>
                 <w:szCs w:val="18"/>
               </w:rPr>
-              <w:t xml:space="preserve">HIGH</w:t>
+              <w:t>CRITICAL</w:t>
             </w:r>
           </w:p>
         </w:tc>
@@ -2969,7 +2969,7 @@
                 <w:sz w:val="18"/>
                 <w:szCs w:val="18"/>
               </w:rPr>
-              <w:t xml:space="preserve">TATAR-NET-001</w:t>
+              <w:t>TATAR-RBAC-002</w:t>
             </w:r>
           </w:p>
         </w:tc>
@@ -2997,7 +2997,7 @@
                 <w:sz w:val="18"/>
                 <w:szCs w:val="18"/>
               </w:rPr>
-              <w:t xml:space="preserve">No NetworkPolicy</w:t>
+              <w:t>Wildcard permissions in role</w:t>
             </w:r>
           </w:p>
         </w:tc>
@@ -3025,7 +3025,7 @@
                 <w:sz w:val="18"/>
                 <w:szCs w:val="18"/>
               </w:rPr>
-              <w:t xml:space="preserve">AVD-KSV-0038</w:t>
+              <w:t>—</w:t>
             </w:r>
           </w:p>
         </w:tc>
@@ -3053,7 +3053,7 @@
                 <w:sz w:val="18"/>
                 <w:szCs w:val="18"/>
               </w:rPr>
-              <w:t xml:space="preserve">C-0260</w:t>
+              <w:t>C-0187</w:t>
             </w:r>
           </w:p>
         </w:tc>
@@ -3081,7 +3081,7 @@
                 <w:sz w:val="18"/>
                 <w:szCs w:val="18"/>
               </w:rPr>
-              <w:t xml:space="preserve">—</w:t>
+              <w:t>CKV_K8S_49</w:t>
             </w:r>
           </w:p>
         </w:tc>
@@ -3109,7 +3109,7 @@
                 <w:sz w:val="18"/>
                 <w:szCs w:val="18"/>
               </w:rPr>
-              <w:t xml:space="preserve">—</w:t>
+              <w:t>—</w:t>
             </w:r>
           </w:p>
         </w:tc>
@@ -3137,7 +3137,7 @@
                 <w:sz w:val="18"/>
                 <w:szCs w:val="18"/>
               </w:rPr>
-              <w:t xml:space="preserve">MEDIUM</w:t>
+              <w:t>HIGH</w:t>
             </w:r>
           </w:p>
         </w:tc>
@@ -3167,7 +3167,7 @@
                 <w:sz w:val="18"/>
                 <w:szCs w:val="18"/>
               </w:rPr>
-              <w:t xml:space="preserve">TATAR-IMG-001</w:t>
+              <w:t>TATAR-NET-001</w:t>
             </w:r>
           </w:p>
         </w:tc>
@@ -3195,7 +3195,7 @@
                 <w:sz w:val="18"/>
                 <w:szCs w:val="18"/>
               </w:rPr>
-              <w:t xml:space="preserve">Critical CVE in image</w:t>
+              <w:t>Missing NetworkPolicy</w:t>
             </w:r>
           </w:p>
         </w:tc>
@@ -3223,7 +3223,7 @@
                 <w:sz w:val="18"/>
                 <w:szCs w:val="18"/>
               </w:rPr>
-              <w:t xml:space="preserve">CVE-* (CVSS)</w:t>
+              <w:t>AVD-KSV0038</w:t>
             </w:r>
           </w:p>
         </w:tc>
@@ -3251,7 +3251,7 @@
                 <w:sz w:val="18"/>
                 <w:szCs w:val="18"/>
               </w:rPr>
-              <w:t xml:space="preserve">C-0078</w:t>
+              <w:t>C-0260</w:t>
             </w:r>
           </w:p>
         </w:tc>
@@ -3279,7 +3279,7 @@
                 <w:sz w:val="18"/>
                 <w:szCs w:val="18"/>
               </w:rPr>
-              <w:t xml:space="preserve">—</w:t>
+              <w:t>CKV2_K8S_6</w:t>
             </w:r>
           </w:p>
         </w:tc>
@@ -3307,7 +3307,7 @@
                 <w:sz w:val="18"/>
                 <w:szCs w:val="18"/>
               </w:rPr>
-              <w:t xml:space="preserve">—</w:t>
+              <w:t>POP-1204</w:t>
             </w:r>
           </w:p>
         </w:tc>
@@ -3335,7 +3335,7 @@
                 <w:sz w:val="18"/>
                 <w:szCs w:val="18"/>
               </w:rPr>
-              <w:t xml:space="preserve">CRITICAL</w:t>
+              <w:t>MEDIUM</w:t>
             </w:r>
           </w:p>
         </w:tc>
@@ -3365,7 +3365,7 @@
                 <w:sz w:val="18"/>
                 <w:szCs w:val="18"/>
               </w:rPr>
-              <w:t xml:space="preserve">TATAR-SEC-001</w:t>
+              <w:t>TATAR-IMG-001</w:t>
             </w:r>
           </w:p>
         </w:tc>
@@ -3393,7 +3393,7 @@
                 <w:sz w:val="18"/>
                 <w:szCs w:val="18"/>
               </w:rPr>
-              <w:t xml:space="preserve">Hardcoded secret</w:t>
+              <w:t>Critical CVE in container image</w:t>
             </w:r>
           </w:p>
         </w:tc>
@@ -3421,7 +3421,7 @@
                 <w:sz w:val="18"/>
                 <w:szCs w:val="18"/>
               </w:rPr>
-              <w:t xml:space="preserve">secret-scan</w:t>
+              <w:t>CVE-*</w:t>
             </w:r>
           </w:p>
         </w:tc>
@@ -3449,7 +3449,7 @@
                 <w:sz w:val="18"/>
                 <w:szCs w:val="18"/>
               </w:rPr>
-              <w:t xml:space="preserve">C-0012</w:t>
+              <w:t>—</w:t>
             </w:r>
           </w:p>
         </w:tc>
@@ -3477,7 +3477,7 @@
                 <w:sz w:val="18"/>
                 <w:szCs w:val="18"/>
               </w:rPr>
-              <w:t xml:space="preserve">CKV_SECRET_*</w:t>
+              <w:t>—</w:t>
             </w:r>
           </w:p>
         </w:tc>
@@ -3505,7 +3505,7 @@
                 <w:sz w:val="18"/>
                 <w:szCs w:val="18"/>
               </w:rPr>
-              <w:t xml:space="preserve">—</w:t>
+              <w:t>—</w:t>
             </w:r>
           </w:p>
         </w:tc>
@@ -3533,7 +3533,7 @@
                 <w:sz w:val="18"/>
                 <w:szCs w:val="18"/>
               </w:rPr>
-              <w:t xml:space="preserve">HIGH</w:t>
+              <w:t>CRITICAL</w:t>
             </w:r>
           </w:p>
         </w:tc>
@@ -3563,7 +3563,7 @@
                 <w:sz w:val="18"/>
                 <w:szCs w:val="18"/>
               </w:rPr>
-              <w:t xml:space="preserve">TATAR-OPS-001</w:t>
+              <w:t>TATAR-IMG-003</w:t>
             </w:r>
           </w:p>
         </w:tc>
@@ -3591,7 +3591,7 @@
                 <w:sz w:val="18"/>
                 <w:szCs w:val="18"/>
               </w:rPr>
-              <w:t xml:space="preserve">Missing resource limits</w:t>
+              <w:t>Image uses :latest tag</w:t>
             </w:r>
           </w:p>
         </w:tc>
@@ -3619,7 +3619,7 @@
                 <w:sz w:val="18"/>
                 <w:szCs w:val="18"/>
               </w:rPr>
-              <w:t xml:space="preserve">AVD-KSV-0011</w:t>
+              <w:t>AVD-KSV0013</w:t>
             </w:r>
           </w:p>
         </w:tc>
@@ -3647,7 +3647,7 @@
                 <w:sz w:val="18"/>
                 <w:szCs w:val="18"/>
               </w:rPr>
-              <w:t xml:space="preserve">C-0009</w:t>
+              <w:t>—</w:t>
             </w:r>
           </w:p>
         </w:tc>
@@ -3675,7 +3675,7 @@
                 <w:sz w:val="18"/>
                 <w:szCs w:val="18"/>
               </w:rPr>
-              <w:t xml:space="preserve">CKV_K8S_10</w:t>
+              <w:t>CKV_K8S_14</w:t>
             </w:r>
           </w:p>
         </w:tc>
@@ -3703,7 +3703,7 @@
                 <w:sz w:val="18"/>
                 <w:szCs w:val="18"/>
               </w:rPr>
-              <w:t xml:space="preserve">—</w:t>
+              <w:t>POP-100, POP-101</w:t>
             </w:r>
           </w:p>
         </w:tc>
@@ -3731,7 +3731,7 @@
                 <w:sz w:val="18"/>
                 <w:szCs w:val="18"/>
               </w:rPr>
-              <w:t xml:space="preserve">LOW</w:t>
+              <w:t>MEDIUM</w:t>
             </w:r>
           </w:p>
         </w:tc>
@@ -3761,7 +3761,7 @@
                 <w:sz w:val="18"/>
                 <w:szCs w:val="18"/>
               </w:rPr>
-              <w:t xml:space="preserve">TATAR-OPS-002</w:t>
+              <w:t>TATAR-SEC-001</w:t>
             </w:r>
           </w:p>
         </w:tc>
@@ -3789,7 +3789,7 @@
                 <w:sz w:val="18"/>
                 <w:szCs w:val="18"/>
               </w:rPr>
-              <w:t xml:space="preserve">Missing liveness/readiness</w:t>
+              <w:t>Secret exposed in environment variable</w:t>
             </w:r>
           </w:p>
         </w:tc>
@@ -3817,7 +3817,7 @@
                 <w:sz w:val="18"/>
                 <w:szCs w:val="18"/>
               </w:rPr>
-              <w:t xml:space="preserve">—</w:t>
+              <w:t>secret</w:t>
             </w:r>
           </w:p>
         </w:tc>
@@ -3845,7 +3845,7 @@
                 <w:sz w:val="18"/>
                 <w:szCs w:val="18"/>
               </w:rPr>
-              <w:t xml:space="preserve">C-0018</w:t>
+              <w:t>C-0012</w:t>
             </w:r>
           </w:p>
         </w:tc>
@@ -3873,7 +3873,7 @@
                 <w:sz w:val="18"/>
                 <w:szCs w:val="18"/>
               </w:rPr>
-              <w:t xml:space="preserve">—</w:t>
+              <w:t>CKV_K8S_35</w:t>
             </w:r>
           </w:p>
         </w:tc>
@@ -3901,7 +3901,7 @@
                 <w:sz w:val="18"/>
                 <w:szCs w:val="18"/>
               </w:rPr>
-              <w:t xml:space="preserve">no-probes</w:t>
+              <w:t>—</w:t>
             </w:r>
           </w:p>
         </w:tc>
@@ -3929,7 +3929,7 @@
                 <w:sz w:val="18"/>
                 <w:szCs w:val="18"/>
               </w:rPr>
-              <w:t xml:space="preserve">LOW</w:t>
+              <w:t>HIGH</w:t>
             </w:r>
           </w:p>
         </w:tc>
@@ -3959,7 +3959,7 @@
                 <w:sz w:val="18"/>
                 <w:szCs w:val="18"/>
               </w:rPr>
-              <w:t xml:space="preserve">TATAR-OPS-003</w:t>
+              <w:t>TATAR-OPS-001</w:t>
             </w:r>
           </w:p>
         </w:tc>
@@ -3987,7 +3987,7 @@
                 <w:sz w:val="18"/>
                 <w:szCs w:val="18"/>
               </w:rPr>
-              <w:t xml:space="preserve">Dead / orphan service</w:t>
+              <w:t>Missing readiness probe</w:t>
             </w:r>
           </w:p>
         </w:tc>
@@ -4015,7 +4015,7 @@
                 <w:sz w:val="18"/>
                 <w:szCs w:val="18"/>
               </w:rPr>
-              <w:t xml:space="preserve">—</w:t>
+              <w:t>—</w:t>
             </w:r>
           </w:p>
         </w:tc>
@@ -4043,7 +4043,7 @@
                 <w:sz w:val="18"/>
                 <w:szCs w:val="18"/>
               </w:rPr>
-              <w:t xml:space="preserve">—</w:t>
+              <w:t>C-0018</w:t>
             </w:r>
           </w:p>
         </w:tc>
@@ -4071,7 +4071,7 @@
                 <w:sz w:val="18"/>
                 <w:szCs w:val="18"/>
               </w:rPr>
-              <w:t xml:space="preserve">—</w:t>
+              <w:t>CKV_K8S_9</w:t>
             </w:r>
           </w:p>
         </w:tc>
@@ -4099,7 +4099,7 @@
                 <w:sz w:val="18"/>
                 <w:szCs w:val="18"/>
               </w:rPr>
-              <w:t xml:space="preserve">no-endpoints</w:t>
+              <w:t>POP-102</w:t>
             </w:r>
           </w:p>
         </w:tc>
@@ -4127,7 +4127,205 @@
                 <w:sz w:val="18"/>
                 <w:szCs w:val="18"/>
               </w:rPr>
-              <w:t xml:space="preserve">INFO</w:t>
+              <w:t>LOW</w:t>
+            </w:r>
+          </w:p>
+        </w:tc>
+      </w:tr>
+      <w:tr>
+        <w:tc>
+          <w:tcPr>
+            <w:tcW w:type="dxa" w:w="1450"/>
+            <w:shd w:fill="EFF3F6" w:color="auto" w:val="clear"/>
+            <w:tcMar>
+              <w:top w:type="dxa" w:w="40"/>
+              <w:left w:type="dxa" w:w="90"/>
+              <w:bottom w:type="dxa" w:w="40"/>
+              <w:right w:type="dxa" w:w="90"/>
+            </w:tcMar>
+          </w:tcPr>
+          <w:p>
+            <w:pPr>
+              <w:spacing w:after="20" w:line="252"/>
+            </w:pPr>
+            <w:r>
+              <w:rPr>
+                <w:rFonts w:ascii="Calibri" w:cs="Calibri" w:eastAsia="Calibri" w:hAnsi="Calibri"/>
+                <w:b w:val="false"/>
+                <w:bCs w:val="false"/>
+                <w:color w:val="1A1A1A"/>
+                <w:sz w:val="18"/>
+                <w:szCs w:val="18"/>
+              </w:rPr>
+              <w:t>TATAR-OPS-003</w:t>
+            </w:r>
+          </w:p>
+        </w:tc>
+        <w:tc>
+          <w:tcPr>
+            <w:tcW w:type="dxa" w:w="1750"/>
+            <w:shd w:fill="EFF3F6" w:color="auto" w:val="clear"/>
+            <w:tcMar>
+              <w:top w:type="dxa" w:w="40"/>
+              <w:left w:type="dxa" w:w="90"/>
+              <w:bottom w:type="dxa" w:w="40"/>
+              <w:right w:type="dxa" w:w="90"/>
+            </w:tcMar>
+          </w:tcPr>
+          <w:p>
+            <w:pPr>
+              <w:spacing w:after="20" w:line="252"/>
+            </w:pPr>
+            <w:r>
+              <w:rPr>
+                <w:rFonts w:ascii="Calibri" w:cs="Calibri" w:eastAsia="Calibri" w:hAnsi="Calibri"/>
+                <w:b w:val="false"/>
+                <w:bCs w:val="false"/>
+                <w:color w:val="1A1A1A"/>
+                <w:sz w:val="18"/>
+                <w:szCs w:val="18"/>
+              </w:rPr>
+              <w:t>Orphan / dead service (no endpoints)</w:t>
+            </w:r>
+          </w:p>
+        </w:tc>
+        <w:tc>
+          <w:tcPr>
+            <w:tcW w:type="dxa" w:w="1350"/>
+            <w:shd w:fill="EFF3F6" w:color="auto" w:val="clear"/>
+            <w:tcMar>
+              <w:top w:type="dxa" w:w="40"/>
+              <w:left w:type="dxa" w:w="90"/>
+              <w:bottom w:type="dxa" w:w="40"/>
+              <w:right w:type="dxa" w:w="90"/>
+            </w:tcMar>
+          </w:tcPr>
+          <w:p>
+            <w:pPr>
+              <w:spacing w:after="20" w:line="252"/>
+            </w:pPr>
+            <w:r>
+              <w:rPr>
+                <w:rFonts w:ascii="Calibri" w:cs="Calibri" w:eastAsia="Calibri" w:hAnsi="Calibri"/>
+                <w:b w:val="false"/>
+                <w:bCs w:val="false"/>
+                <w:color w:val="1A1A1A"/>
+                <w:sz w:val="18"/>
+                <w:szCs w:val="18"/>
+              </w:rPr>
+              <w:t>—</w:t>
+            </w:r>
+          </w:p>
+        </w:tc>
+        <w:tc>
+          <w:tcPr>
+            <w:tcW w:type="dxa" w:w="1150"/>
+            <w:shd w:fill="EFF3F6" w:color="auto" w:val="clear"/>
+            <w:tcMar>
+              <w:top w:type="dxa" w:w="40"/>
+              <w:left w:type="dxa" w:w="90"/>
+              <w:bottom w:type="dxa" w:w="40"/>
+              <w:right w:type="dxa" w:w="90"/>
+            </w:tcMar>
+          </w:tcPr>
+          <w:p>
+            <w:pPr>
+              <w:spacing w:after="20" w:line="252"/>
+            </w:pPr>
+            <w:r>
+              <w:rPr>
+                <w:rFonts w:ascii="Calibri" w:cs="Calibri" w:eastAsia="Calibri" w:hAnsi="Calibri"/>
+                <w:b w:val="false"/>
+                <w:bCs w:val="false"/>
+                <w:color w:val="1A1A1A"/>
+                <w:sz w:val="18"/>
+                <w:szCs w:val="18"/>
+              </w:rPr>
+              <w:t>—</w:t>
+            </w:r>
+          </w:p>
+        </w:tc>
+        <w:tc>
+          <w:tcPr>
+            <w:tcW w:type="dxa" w:w="1250"/>
+            <w:shd w:fill="EFF3F6" w:color="auto" w:val="clear"/>
+            <w:tcMar>
+              <w:top w:type="dxa" w:w="40"/>
+              <w:left w:type="dxa" w:w="90"/>
+              <w:bottom w:type="dxa" w:w="40"/>
+              <w:right w:type="dxa" w:w="90"/>
+            </w:tcMar>
+          </w:tcPr>
+          <w:p>
+            <w:pPr>
+              <w:spacing w:after="20" w:line="252"/>
+            </w:pPr>
+            <w:r>
+              <w:rPr>
+                <w:rFonts w:ascii="Calibri" w:cs="Calibri" w:eastAsia="Calibri" w:hAnsi="Calibri"/>
+                <w:b w:val="false"/>
+                <w:bCs w:val="false"/>
+                <w:color w:val="1A1A1A"/>
+                <w:sz w:val="18"/>
+                <w:szCs w:val="18"/>
+              </w:rPr>
+              <w:t>—</w:t>
+            </w:r>
+          </w:p>
+        </w:tc>
+        <w:tc>
+          <w:tcPr>
+            <w:tcW w:type="dxa" w:w="1050"/>
+            <w:shd w:fill="EFF3F6" w:color="auto" w:val="clear"/>
+            <w:tcMar>
+              <w:top w:type="dxa" w:w="40"/>
+              <w:left w:type="dxa" w:w="90"/>
+              <w:bottom w:type="dxa" w:w="40"/>
+              <w:right w:type="dxa" w:w="90"/>
+            </w:tcMar>
+          </w:tcPr>
+          <w:p>
+            <w:pPr>
+              <w:spacing w:after="20" w:line="252"/>
+            </w:pPr>
+            <w:r>
+              <w:rPr>
+                <w:rFonts w:ascii="Calibri" w:cs="Calibri" w:eastAsia="Calibri" w:hAnsi="Calibri"/>
+                <w:b w:val="false"/>
+                <w:bCs w:val="false"/>
+                <w:color w:val="1A1A1A"/>
+                <w:sz w:val="18"/>
+                <w:szCs w:val="18"/>
+              </w:rPr>
+              <w:t>POP-1100, POP-1110</w:t>
+            </w:r>
+          </w:p>
+        </w:tc>
+        <w:tc>
+          <w:tcPr>
+            <w:tcW w:type="dxa" w:w="1000"/>
+            <w:shd w:fill="EFF3F6" w:color="auto" w:val="clear"/>
+            <w:tcMar>
+              <w:top w:type="dxa" w:w="40"/>
+              <w:left w:type="dxa" w:w="90"/>
+              <w:bottom w:type="dxa" w:w="40"/>
+              <w:right w:type="dxa" w:w="90"/>
+            </w:tcMar>
+          </w:tcPr>
+          <w:p>
+            <w:pPr>
+              <w:spacing w:after="20" w:line="252"/>
+            </w:pPr>
+            <w:r>
+              <w:rPr>
+                <w:rFonts w:ascii="Calibri" w:cs="Calibri" w:eastAsia="Calibri" w:hAnsi="Calibri"/>
+                <w:b w:val="false"/>
+                <w:bCs w:val="false"/>
+                <w:color w:val="1A1A1A"/>
+                <w:sz w:val="18"/>
+                <w:szCs w:val="18"/>
+              </w:rPr>
+              <w:t>INFO</w:t>
             </w:r>
           </w:p>
         </w:tc>
@@ -4738,6 +4936,78 @@
           <w:rFonts w:ascii="Calibri" w:cs="Calibri" w:eastAsia="Calibri" w:hAnsi="Calibri"/>
         </w:rPr>
         <w:t xml:space="preserve">Шинэ scanner эсвэл шинэ rule гарахад: (1) canonical-controls.yaml-д тухайн rule-ыг одоо байгаа canonical control-ын mappings-д нэмэх, эсвэл шинэ canonical control үүсгэх; (2) хэрэв ижил утгатай control байхгүй бол шинэ дугаар олгох (хэзээ ч дахин ашиглахгүй); (3) unit test-ээр mapping бүр хүчинтэй canonical ID руу зааж байгааг шалгах; (4) хувилбар нэмэгдүүлж changelog-д тэмдэглэх. Canonical registry нь семантик хувилбартай (semver) байна.</w:t>
+      </w:r>
+    </w:p>
+    <w:p>
+      <w:pPr>
+        <w:pStyle w:val="Heading1"/>
+        <w:spacing w:after="120" w:before="0" w:line="276"/>
+      </w:pPr>
+      <w:r>
+        <w:rPr>
+          <w:rFonts w:ascii="Calibri" w:cs="Calibri" w:eastAsia="Calibri" w:hAnsi="Calibri"/>
+        </w:rPr>
+        <w:t>Хувилбарын тэмдэглэл — v1.1 (2026-09-07)</w:t>
+      </w:r>
+    </w:p>
+    <w:p>
+      <w:pPr>
+        <w:pStyle w:val="Heading1"/>
+        <w:spacing w:after="120" w:before="0" w:line="276"/>
+      </w:pPr>
+      <w:r>
+        <w:rPr>
+          <w:rFonts w:ascii="Calibri" w:cs="Calibri" w:eastAsia="Calibri" w:hAnsi="Calibri"/>
+        </w:rPr>
+        <w:t>• Хөрвүүлэлтийн матриц (§5) бодит registry-ээс дахин үүсгэгдсэн. Өмнөх хүснэгтийн canonical ID-ууд хэрэгжүүлэлттэй зөрж байсан (ж: TATAR-CON-003 нь "Dangerous capabilities" гэж бичигдсэн байсан ч registry-д "Allow privilege escalation"; TATAR-OPS-001 нь "Missing resource limits" гэж бичигдсэн ч registry-д "Missing readiness probe", limits нь TATAR-CON-010).</w:t>
+      </w:r>
+    </w:p>
+    <w:p>
+      <w:pPr>
+        <w:pStyle w:val="Heading1"/>
+        <w:spacing w:after="120" w:before="0" w:line="276"/>
+      </w:pPr>
+      <w:r>
+        <w:rPr>
+          <w:rFonts w:ascii="Calibri" w:cs="Calibri" w:eastAsia="Calibri" w:hAnsi="Calibri"/>
+        </w:rPr>
+        <w:t>• 2026-09-07-ны зураглалын аудит: дөрвөн scanner бүрийн зурагдсан rule-ыг upstream-ийн өөрийн тодорхойлолттой (Popeye codes.yaml, Checkov resource/k8s/*.py, Trivy Misconfigurations[].Title, Kubescape control каталог) тулгав. Зөрүү: Popeye 10-аас 7, Kubescape 28-аас 6, Checkov 18-аас 2, Trivy 11-ээс 0. Бүгд зассан.</w:t>
+      </w:r>
+    </w:p>
+    <w:p>
+      <w:pPr>
+        <w:pStyle w:val="Heading1"/>
+        <w:spacing w:after="120" w:before="0" w:line="276"/>
+      </w:pPr>
+      <w:r>
+        <w:rPr>
+          <w:rFonts w:ascii="Calibri" w:cs="Calibri" w:eastAsia="Calibri" w:hAnsi="Calibri"/>
+        </w:rPr>
+        <w:t>• Хамгийн ноцтой зөрүүнүүд: POP-108 "unnamed port" -&gt; "Missing CPU/memory limits"; POP-1500 "is suspended" -&gt; "Missing NetworkPolicy"; CKV_K8S_43 "image should use digest" -&gt; ":latest tag" (зөв пиннэсэн image-ийг ":latest" гэж тайлагнах false positive); Kubescape C-0187 (wildcard) ба C-0272 (admin roles) хоёр сольж бичигдсэн; C-0078 "allowed registry" нь image CVE гэж зурагдсан.</w:t>
+      </w:r>
+    </w:p>
+    <w:p>
+      <w:pPr>
+        <w:pStyle w:val="Heading1"/>
+        <w:spacing w:after="120" w:before="0" w:line="276"/>
+      </w:pPr>
+      <w:r>
+        <w:rPr>
+          <w:rFonts w:ascii="Calibri" w:cs="Calibri" w:eastAsia="Calibri" w:hAnsi="Calibri"/>
+        </w:rPr>
+        <w:t>• Дедуп түлхүүр (§6) нь canonical_control|resource|namespace хэвээр. Гэхдээ resource нэр ХООСОН байвал түлхүүр давхцаж өөр өөр объект нэг finding болж нийлдэг. Kubescape-ийн RBAC subject-ууд (Group/User) нэрээ дээд түвшний "name" талбарт өгдгийг adapter уншаагүй тул "group/", "user/" гэж хоосон нэртэй гарч яг тэр давхцал үүсч байв — зассан.</w:t>
+      </w:r>
+    </w:p>
+    <w:p>
+      <w:pPr>
+        <w:pStyle w:val="Heading1"/>
+        <w:spacing w:after="120" w:before="0" w:line="276"/>
+      </w:pPr>
+      <w:r>
+        <w:rPr>
+          <w:rFonts w:ascii="Calibri" w:cs="Calibri" w:eastAsia="Calibri" w:hAnsi="Calibri"/>
+        </w:rPr>
+        <w:t>• Confidence (§6-ийн confidenceFrom) нь зөвхөн scanner тооноос БИШ, scanner тоо БА шалгалтын determinism хоёулангаас тодорхойлогдоно: 2+ scanner -&gt; HIGH; 1 scanner + deterministic -&gt; HIGH; 1 scanner + эвристик -&gt; MEDIUM; 0 -&gt; LOW.</w:t>
       </w:r>
     </w:p>
     <w:sectPr>

--- a/docs/02_Canonical-Control-Mapping.docx
+++ b/docs/02_Canonical-Control-Mapping.docx
@@ -113,7 +113,7 @@
           <w:sz w:val="20"/>
           <w:szCs w:val="20"/>
         </w:rPr>
-        <w:t>Version 1.1  ·  кодтой тулгасан (2026-09-07)</w:t>
+        <w:t>Version 1.2  ·  кодтой тулгасан (2026-09-07)</w:t>
       </w:r>
     </w:p>
     <w:p>
@@ -4356,7 +4356,7 @@
         <w:rPr>
           <w:rFonts w:ascii="Calibri" w:cs="Calibri" w:eastAsia="Calibri" w:hAnsi="Calibri"/>
         </w:rPr>
-        <w:t xml:space="preserve">Normalize хийгдсэн бүх finding нэг pool-д орж, canonical_control + resource + namespace-аар бүлэглэгдэнэ. Ижил түлхүүртэй findings нэг болж нэгтгэгдэнэ.</w:t>
+        <w:t>Normalize хийгдсэн бүх finding нэг pool-д орж, canonical_control + resource + namespace-аар бүлэглэгдэнэ. Ижил түлхүүртэй findings нэг болж нэгтгэгдэнэ. ЧУХАЛ: dedup-аас ӨМНӨ Pod хэмжээний finding-ийг эзэмшигч controller руу зөөнө (rollup) — эс бөгөөс scanner-ууд өөр өөр объектын хэмжээнд тайлагнадгаас (Popeye нь pod, Trivy/Kubescape нь workload) нэг зөрчил хоёр өөр түлхүүртэй болж давхар тоологдоно.</w:t>
       </w:r>
     </w:p>
     <w:p>
@@ -4947,7 +4947,7 @@
         <w:rPr>
           <w:rFonts w:ascii="Calibri" w:cs="Calibri" w:eastAsia="Calibri" w:hAnsi="Calibri"/>
         </w:rPr>
-        <w:t>Хувилбарын тэмдэглэл — v1.1 (2026-09-07)</w:t>
+        <w:t>Хувилбарын тэмдэглэл — v1.1 / v1.2 (2026-09-07)</w:t>
       </w:r>
     </w:p>
     <w:p>
@@ -5008,6 +5008,18 @@
           <w:rFonts w:ascii="Calibri" w:cs="Calibri" w:eastAsia="Calibri" w:hAnsi="Calibri"/>
         </w:rPr>
         <w:t>• Confidence (§6-ийн confidenceFrom) нь зөвхөн scanner тооноос БИШ, scanner тоо БА шалгалтын determinism хоёулангаас тодорхойлогдоно: 2+ scanner -&gt; HIGH; 1 scanner + deterministic -&gt; HIGH; 1 scanner + эвристик -&gt; MEDIUM; 0 -&gt; LOW.</w:t>
+      </w:r>
+    </w:p>
+    <w:p>
+      <w:pPr>
+        <w:pStyle w:val="Heading1"/>
+        <w:spacing w:after="120" w:before="0" w:line="276"/>
+      </w:pPr>
+      <w:r>
+        <w:rPr>
+          <w:rFonts w:ascii="Calibri" w:cs="Calibri" w:eastAsia="Calibri" w:hAnsi="Calibri"/>
+        </w:rPr>
+        <w:t>(v1.2) Дедуп түлхүүрийн өмнө ROLLUP алхам нэмэгдсэн: Pod хэмжээний finding нь ижил canonical control ба namespace-д controller хэмжээний finding АЛЬ ХЭДИЙН байгаа, мөн pod-ийн нэр нь Kubernetes-ийн үүсгэсэн дагавартай (эгшиггүй алфавит) таарсан үед л controller руу зөөгдөнө. Объект зохиохгүй, таамаглахгүй; тохирохгүй бол pod хэвээр үлдэнэ.</w:t>
       </w:r>
     </w:p>
     <w:sectPr>

--- a/docs/02_Canonical-Control-Mapping.docx
+++ b/docs/02_Canonical-Control-Mapping.docx
@@ -128,7 +128,7 @@
           <w:sz w:val="18"/>
           <w:szCs w:val="18"/>
         </w:rPr>
-        <w:t xml:space="preserve">Professional Security Service &amp; Audit LLC</w:t>
+        <w:t>Enkhbat.O — Security Analyst</w:t>
       </w:r>
     </w:p>
     <w:p>
